--- a/sintesis-curricular-jorge-heredia.docx
+++ b/sintesis-curricular-jorge-heredia.docx
@@ -2077,8 +2077,6 @@
           <w:sz w:val="37"/>
         </w:rPr>
       </w:pPr>
-      <w:bookmarkStart w:id="0" w:name="_GoBack"/>
-      <w:bookmarkEnd w:id="0"/>
       <w:r>
         <w:rPr>
           <w:noProof/>
@@ -2251,8 +2249,10 @@
           <w:w w:val="105"/>
           <w:sz w:val="21"/>
         </w:rPr>
-        <w:t>.</w:t>
-      </w:r>
+        <w:t xml:space="preserve"> -</w:t>
+      </w:r>
+      <w:bookmarkStart w:id="0" w:name="_GoBack"/>
+      <w:bookmarkEnd w:id="0"/>
       <w:r>
         <w:rPr>
           <w:color w:val="202020"/>
@@ -2285,15 +2285,7 @@
           <w:w w:val="105"/>
           <w:sz w:val="21"/>
         </w:rPr>
-        <w:t>202</w:t>
-      </w:r>
-      <w:r>
-        <w:rPr>
-          <w:color w:val="202020"/>
-          <w:w w:val="105"/>
-          <w:sz w:val="21"/>
-        </w:rPr>
-        <w:t>6</w:t>
+        <w:t>2026</w:t>
       </w:r>
       <w:r>
         <w:rPr>
